--- a/DOCUMENTO_TECNICO.docx
+++ b/DOCUMENTO_TECNICO.docx
@@ -464,6 +464,7 @@
           <w:rFonts w:ascii="Times New Roman" w:hAnsi="Times New Roman" w:cs="Times New Roman"/>
           <w:sz w:val="24"/>
           <w:szCs w:val="24"/>
+          <w:u w:val="single"/>
           <w:lang w:val="es-CO"/>
         </w:rPr>
       </w:pPr>
@@ -3763,16 +3764,7 @@
           <w:szCs w:val="24"/>
           <w:lang w:val="es-CO"/>
         </w:rPr>
-        <w:t xml:space="preserve"> ───────────► USUARIOS</w:t>
-      </w:r>
-      <w:r>
-        <w:rPr>
-          <w:rFonts w:ascii="Times New Roman" w:hAnsi="Times New Roman" w:cs="Times New Roman"/>
-          <w:sz w:val="24"/>
-          <w:szCs w:val="24"/>
-          <w:lang w:val="es-CO"/>
-        </w:rPr>
-        <w:t xml:space="preserve"> </w:t>
+        <w:t xml:space="preserve"> ───────────► USUARIOS </w:t>
       </w:r>
     </w:p>
     <w:p>
@@ -6194,7 +6186,6 @@
           <w:rFonts w:ascii="Times New Roman" w:hAnsi="Times New Roman" w:cs="Times New Roman"/>
           <w:sz w:val="24"/>
           <w:szCs w:val="24"/>
-          <w:lang w:val="es-CO"/>
         </w:rPr>
       </w:pPr>
       <w:proofErr w:type="spellStart"/>
@@ -6205,7 +6196,6 @@
           <w:color w:val="1E1E1E"/>
           <w:sz w:val="24"/>
           <w:szCs w:val="24"/>
-          <w:lang w:val="es-CO"/>
         </w:rPr>
         <w:t>db.autores</w:t>
       </w:r>
@@ -6216,7 +6206,6 @@
           <w:color w:val="1E1E1E"/>
           <w:sz w:val="24"/>
           <w:szCs w:val="24"/>
-          <w:lang w:val="es-CO"/>
         </w:rPr>
         <w:t>.find</w:t>
       </w:r>
@@ -6227,9 +6216,8 @@
           <w:color w:val="1E1E1E"/>
           <w:sz w:val="24"/>
           <w:szCs w:val="24"/>
-          <w:lang w:val="es-CO"/>
-        </w:rPr>
-        <w:t>({ premios: { $</w:t>
+        </w:rPr>
+        <w:t xml:space="preserve">({ </w:t>
       </w:r>
       <w:proofErr w:type="spellStart"/>
       <w:r>
@@ -6238,9 +6226,8 @@
           <w:color w:val="1E1E1E"/>
           <w:sz w:val="24"/>
           <w:szCs w:val="24"/>
-          <w:lang w:val="es-CO"/>
-        </w:rPr>
-        <w:t>exists</w:t>
+        </w:rPr>
+        <w:t>premios</w:t>
       </w:r>
       <w:proofErr w:type="spellEnd"/>
       <w:r>
@@ -6249,53 +6236,8 @@
           <w:color w:val="1E1E1E"/>
           <w:sz w:val="24"/>
           <w:szCs w:val="24"/>
-          <w:lang w:val="es-CO"/>
-        </w:rPr>
-        <w:t>: true, $</w:t>
-      </w:r>
-      <w:proofErr w:type="spellStart"/>
-      <w:r>
-        <w:rPr>
-          <w:rFonts w:ascii="Times New Roman" w:hAnsi="Times New Roman" w:cs="Times New Roman"/>
-          <w:color w:val="1E1E1E"/>
-          <w:sz w:val="24"/>
-          <w:szCs w:val="24"/>
-          <w:lang w:val="es-CO"/>
-        </w:rPr>
-        <w:t>not</w:t>
-      </w:r>
-      <w:proofErr w:type="spellEnd"/>
-      <w:r>
-        <w:rPr>
-          <w:rFonts w:ascii="Times New Roman" w:hAnsi="Times New Roman" w:cs="Times New Roman"/>
-          <w:color w:val="1E1E1E"/>
-          <w:sz w:val="24"/>
-          <w:szCs w:val="24"/>
-          <w:lang w:val="es-CO"/>
-        </w:rPr>
-        <w:t>: { $</w:t>
-      </w:r>
-      <w:proofErr w:type="spellStart"/>
-      <w:r>
-        <w:rPr>
-          <w:rFonts w:ascii="Times New Roman" w:hAnsi="Times New Roman" w:cs="Times New Roman"/>
-          <w:color w:val="1E1E1E"/>
-          <w:sz w:val="24"/>
-          <w:szCs w:val="24"/>
-          <w:lang w:val="es-CO"/>
-        </w:rPr>
-        <w:t>size</w:t>
-      </w:r>
-      <w:proofErr w:type="spellEnd"/>
-      <w:r>
-        <w:rPr>
-          <w:rFonts w:ascii="Times New Roman" w:hAnsi="Times New Roman" w:cs="Times New Roman"/>
-          <w:color w:val="1E1E1E"/>
-          <w:sz w:val="24"/>
-          <w:szCs w:val="24"/>
-          <w:lang w:val="es-CO"/>
-        </w:rPr>
-        <w:t>: 0 } } })</w:t>
+        </w:rPr>
+        <w:t>: { $exists: true, $not: { $size: 0 } } })</w:t>
       </w:r>
     </w:p>
     <w:p>
@@ -8561,7 +8503,67 @@
           <w:sz w:val="24"/>
           <w:szCs w:val="24"/>
         </w:rPr>
-        <w:t>": libro_id}, {"$set": actualizacion}, return_document=True</w:t>
+        <w:t xml:space="preserve">": </w:t>
+      </w:r>
+      <w:proofErr w:type="spellStart"/>
+      <w:r>
+        <w:rPr>
+          <w:rFonts w:ascii="Times New Roman" w:hAnsi="Times New Roman" w:cs="Times New Roman"/>
+          <w:color w:val="1E1E1E"/>
+          <w:sz w:val="24"/>
+          <w:szCs w:val="24"/>
+        </w:rPr>
+        <w:t>libro_id</w:t>
+      </w:r>
+      <w:proofErr w:type="spellEnd"/>
+      <w:r>
+        <w:rPr>
+          <w:rFonts w:ascii="Times New Roman" w:hAnsi="Times New Roman" w:cs="Times New Roman"/>
+          <w:color w:val="1E1E1E"/>
+          <w:sz w:val="24"/>
+          <w:szCs w:val="24"/>
+        </w:rPr>
+        <w:t xml:space="preserve">}, {"$set": </w:t>
+      </w:r>
+      <w:proofErr w:type="spellStart"/>
+      <w:r>
+        <w:rPr>
+          <w:rFonts w:ascii="Times New Roman" w:hAnsi="Times New Roman" w:cs="Times New Roman"/>
+          <w:color w:val="1E1E1E"/>
+          <w:sz w:val="24"/>
+          <w:szCs w:val="24"/>
+        </w:rPr>
+        <w:t>actualizacion</w:t>
+      </w:r>
+      <w:proofErr w:type="spellEnd"/>
+      <w:r>
+        <w:rPr>
+          <w:rFonts w:ascii="Times New Roman" w:hAnsi="Times New Roman" w:cs="Times New Roman"/>
+          <w:color w:val="1E1E1E"/>
+          <w:sz w:val="24"/>
+          <w:szCs w:val="24"/>
+        </w:rPr>
+        <w:t xml:space="preserve">}, </w:t>
+      </w:r>
+      <w:proofErr w:type="spellStart"/>
+      <w:r>
+        <w:rPr>
+          <w:rFonts w:ascii="Times New Roman" w:hAnsi="Times New Roman" w:cs="Times New Roman"/>
+          <w:color w:val="1E1E1E"/>
+          <w:sz w:val="24"/>
+          <w:szCs w:val="24"/>
+        </w:rPr>
+        <w:t>return_document</w:t>
+      </w:r>
+      <w:proofErr w:type="spellEnd"/>
+      <w:r>
+        <w:rPr>
+          <w:rFonts w:ascii="Times New Roman" w:hAnsi="Times New Roman" w:cs="Times New Roman"/>
+          <w:color w:val="1E1E1E"/>
+          <w:sz w:val="24"/>
+          <w:szCs w:val="24"/>
+        </w:rPr>
+        <w:t>=True</w:t>
       </w:r>
       <w:r>
         <w:rPr>
@@ -8581,7 +8583,67 @@
           <w:szCs w:val="24"/>
         </w:rPr>
         <w:br/>
-        <w:t xml:space="preserve">    return _serializar(resultado) if resultado else None</w:t>
+        <w:t xml:space="preserve">    return _</w:t>
+      </w:r>
+      <w:proofErr w:type="spellStart"/>
+      <w:r>
+        <w:rPr>
+          <w:rFonts w:ascii="Times New Roman" w:hAnsi="Times New Roman" w:cs="Times New Roman"/>
+          <w:color w:val="1E1E1E"/>
+          <w:sz w:val="24"/>
+          <w:szCs w:val="24"/>
+        </w:rPr>
+        <w:t>serializar</w:t>
+      </w:r>
+      <w:proofErr w:type="spellEnd"/>
+      <w:r>
+        <w:rPr>
+          <w:rFonts w:ascii="Times New Roman" w:hAnsi="Times New Roman" w:cs="Times New Roman"/>
+          <w:color w:val="1E1E1E"/>
+          <w:sz w:val="24"/>
+          <w:szCs w:val="24"/>
+        </w:rPr>
+        <w:t>(</w:t>
+      </w:r>
+      <w:proofErr w:type="spellStart"/>
+      <w:r>
+        <w:rPr>
+          <w:rFonts w:ascii="Times New Roman" w:hAnsi="Times New Roman" w:cs="Times New Roman"/>
+          <w:color w:val="1E1E1E"/>
+          <w:sz w:val="24"/>
+          <w:szCs w:val="24"/>
+        </w:rPr>
+        <w:t>resultado</w:t>
+      </w:r>
+      <w:proofErr w:type="spellEnd"/>
+      <w:r>
+        <w:rPr>
+          <w:rFonts w:ascii="Times New Roman" w:hAnsi="Times New Roman" w:cs="Times New Roman"/>
+          <w:color w:val="1E1E1E"/>
+          <w:sz w:val="24"/>
+          <w:szCs w:val="24"/>
+        </w:rPr>
+        <w:t xml:space="preserve">) if </w:t>
+      </w:r>
+      <w:proofErr w:type="spellStart"/>
+      <w:r>
+        <w:rPr>
+          <w:rFonts w:ascii="Times New Roman" w:hAnsi="Times New Roman" w:cs="Times New Roman"/>
+          <w:color w:val="1E1E1E"/>
+          <w:sz w:val="24"/>
+          <w:szCs w:val="24"/>
+        </w:rPr>
+        <w:t>resultado</w:t>
+      </w:r>
+      <w:proofErr w:type="spellEnd"/>
+      <w:r>
+        <w:rPr>
+          <w:rFonts w:ascii="Times New Roman" w:hAnsi="Times New Roman" w:cs="Times New Roman"/>
+          <w:color w:val="1E1E1E"/>
+          <w:sz w:val="24"/>
+          <w:szCs w:val="24"/>
+        </w:rPr>
+        <w:t xml:space="preserve"> else None</w:t>
       </w:r>
     </w:p>
     <w:p>
@@ -13433,11 +13495,6 @@
     <w:lsdException w:name="Book Title" w:uiPriority="33" w:qFormat="1"/>
     <w:lsdException w:name="Bibliography" w:semiHidden="1" w:uiPriority="37" w:unhideWhenUsed="1"/>
     <w:lsdException w:name="TOC Heading" w:semiHidden="1" w:uiPriority="39" w:unhideWhenUsed="1" w:qFormat="1"/>
-    <w:lsdException w:name="Plain Table 5" w:semiHidden="1" w:unhideWhenUsed="1"/>
-    <w:lsdException w:name="Grid Table Light" w:semiHidden="1" w:unhideWhenUsed="1"/>
-    <w:lsdException w:name="Grid Table 1 Light" w:semiHidden="1" w:unhideWhenUsed="1"/>
-    <w:lsdException w:name="Grid Table 2" w:semiHidden="1" w:unhideWhenUsed="1"/>
-    <w:lsdException w:name="Grid Table 3" w:semiHidden="1" w:unhideWhenUsed="1"/>
     <w:lsdException w:name="Grid Table 4" w:uiPriority="49"/>
     <w:lsdException w:name="Grid Table 5 Dark" w:uiPriority="50"/>
     <w:lsdException w:name="Grid Table 6 Colorful" w:uiPriority="51"/>
